--- a/opd/lab2/Доп задание.docx
+++ b/opd/lab2/Доп задание.docx
@@ -2,6 +2,15 @@
 <file path=word/document.xml><?xml version="1.0" encoding="utf-8"?>
 <w:document xmlns:wpc="http://schemas.microsoft.com/office/word/2010/wordprocessingCanvas" xmlns:cx="http://schemas.microsoft.com/office/drawing/2014/chartex" xmlns:cx1="http://schemas.microsoft.com/office/drawing/2015/9/8/chartex" xmlns:cx2="http://schemas.microsoft.com/office/drawing/2015/10/21/chartex" xmlns:cx3="http://schemas.microsoft.com/office/drawing/2016/5/9/chartex" xmlns:cx4="http://schemas.microsoft.com/office/drawing/2016/5/10/chartex" xmlns:cx5="http://schemas.microsoft.com/office/drawing/2016/5/11/chartex" xmlns:cx6="http://schemas.microsoft.com/office/drawing/2016/5/12/chartex" xmlns:cx7="http://schemas.microsoft.com/office/drawing/2016/5/13/chartex" xmlns:cx8="http://schemas.microsoft.com/office/drawing/2016/5/14/chartex" xmlns:mc="http://schemas.openxmlformats.org/markup-compatibility/2006" xmlns:aink="http://schemas.microsoft.com/office/drawing/2016/ink" xmlns:am3d="http://schemas.microsoft.com/office/drawing/2017/model3d" xmlns:o="urn:schemas-microsoft-com:office:office" xmlns:r="http://schemas.openxmlformats.org/officeDocument/2006/relationships" xmlns:m="http://schemas.openxmlformats.org/officeDocument/2006/math" xmlns:v="urn:schemas-microsoft-com:vml" xmlns:wp14="http://schemas.microsoft.com/office/word/2010/wordprocessingDrawing" xmlns:wp="http://schemas.openxmlformats.org/drawingml/2006/wordprocessingDrawing" xmlns:w10="urn:schemas-microsoft-com:office:word" xmlns:w="http://schemas.openxmlformats.org/wordprocessingml/2006/main" xmlns:w14="http://schemas.microsoft.com/office/word/2010/wordml" xmlns:w15="http://schemas.microsoft.com/office/word/2012/wordml" xmlns:w16cex="http://schemas.microsoft.com/office/word/2018/wordml/cex" xmlns:w16cid="http://schemas.microsoft.com/office/word/2016/wordml/cid" xmlns:w16="http://schemas.microsoft.com/office/word/2018/wordml" xmlns:w16sdtdh="http://schemas.microsoft.com/office/word/2020/wordml/sdtdatahash" xmlns:w16se="http://schemas.microsoft.com/office/word/2015/wordml/symex" xmlns:wpg="http://schemas.microsoft.com/office/word/2010/wordprocessingGroup" xmlns:wpi="http://schemas.microsoft.com/office/word/2010/wordprocessingInk" xmlns:wne="http://schemas.microsoft.com/office/word/2006/wordml" xmlns:wps="http://schemas.microsoft.com/office/word/2010/wordprocessingShape" mc:Ignorable="w14 w15 w16se w16cid w16 w16cex w16sdtdh wp14">
   <w:body>
+    <w:p>
+      <w:pPr>
+        <w:rPr>
+          <w:rFonts w:ascii="Times New Roman" w:hAnsi="Times New Roman" w:cs="Times New Roman"/>
+          <w:sz w:val="24"/>
+          <w:szCs w:val="24"/>
+        </w:rPr>
+      </w:pPr>
+    </w:p>
     <w:p>
       <w:pPr>
         <w:rPr>
@@ -187,15 +196,6 @@
                 <w:szCs w:val="24"/>
               </w:rPr>
             </w:pPr>
-            <w:r>
-              <w:rPr>
-                <w:rFonts w:ascii="Times New Roman" w:hAnsi="Times New Roman" w:cs="Times New Roman"/>
-                <w:sz w:val="24"/>
-                <w:szCs w:val="24"/>
-                <w:lang w:val="en-US"/>
-              </w:rPr>
-              <w:t xml:space="preserve">ST 082 </w:t>
-            </w:r>
           </w:p>
         </w:tc>
         <w:tc>
@@ -1266,7 +1266,7 @@
                 <w:szCs w:val="24"/>
                 <w:lang w:val="en-US"/>
               </w:rPr>
-              <w:t>0200</w:t>
+              <w:t>CEAF</w:t>
             </w:r>
           </w:p>
         </w:tc>
@@ -1283,15 +1283,6 @@
                 <w:lang w:val="en-US"/>
               </w:rPr>
             </w:pPr>
-            <w:r>
-              <w:rPr>
-                <w:rFonts w:ascii="Times New Roman" w:hAnsi="Times New Roman" w:cs="Times New Roman"/>
-                <w:sz w:val="24"/>
-                <w:szCs w:val="24"/>
-                <w:lang w:val="en-US"/>
-              </w:rPr>
-              <w:t>CLA</w:t>
-            </w:r>
           </w:p>
         </w:tc>
         <w:tc>
@@ -1364,7 +1355,7 @@
                 <w:szCs w:val="24"/>
                 <w:lang w:val="en-US"/>
               </w:rPr>
-              <w:t>308D</w:t>
+              <w:t>4071</w:t>
             </w:r>
           </w:p>
         </w:tc>
@@ -1381,15 +1372,6 @@
                 <w:lang w:val="en-US"/>
               </w:rPr>
             </w:pPr>
-            <w:r>
-              <w:rPr>
-                <w:rFonts w:ascii="Times New Roman" w:hAnsi="Times New Roman" w:cs="Times New Roman"/>
-                <w:sz w:val="24"/>
-                <w:szCs w:val="24"/>
-                <w:lang w:val="en-US"/>
-              </w:rPr>
-              <w:t>OR 08D</w:t>
-            </w:r>
           </w:p>
         </w:tc>
         <w:tc>
@@ -1461,7 +1443,7 @@
                 <w:szCs w:val="24"/>
                 <w:lang w:val="en-US"/>
               </w:rPr>
-              <w:t>308C</w:t>
+              <w:t>6666</w:t>
             </w:r>
           </w:p>
         </w:tc>
@@ -1478,15 +1460,6 @@
                 <w:lang w:val="en-US"/>
               </w:rPr>
             </w:pPr>
-            <w:r>
-              <w:rPr>
-                <w:rFonts w:ascii="Times New Roman" w:hAnsi="Times New Roman" w:cs="Times New Roman"/>
-                <w:sz w:val="24"/>
-                <w:szCs w:val="24"/>
-                <w:lang w:val="en-US"/>
-              </w:rPr>
-              <w:t>OR 08C</w:t>
-            </w:r>
           </w:p>
         </w:tc>
         <w:tc>
@@ -1576,15 +1549,6 @@
                 <w:lang w:val="en-US"/>
               </w:rPr>
             </w:pPr>
-            <w:r>
-              <w:rPr>
-                <w:rFonts w:ascii="Times New Roman" w:hAnsi="Times New Roman" w:cs="Times New Roman"/>
-                <w:sz w:val="24"/>
-                <w:szCs w:val="24"/>
-                <w:lang w:val="en-US"/>
-              </w:rPr>
-              <w:t>OR 08D</w:t>
-            </w:r>
           </w:p>
         </w:tc>
         <w:tc>
@@ -1626,8 +1590,172 @@
           <w:rFonts w:ascii="Times New Roman" w:hAnsi="Times New Roman" w:cs="Times New Roman"/>
           <w:sz w:val="24"/>
           <w:szCs w:val="24"/>
+          <w:lang w:val="en-US"/>
         </w:rPr>
       </w:pPr>
+      <w:r>
+        <w:rPr>
+          <w:rFonts w:ascii="Times New Roman" w:hAnsi="Times New Roman" w:cs="Times New Roman"/>
+          <w:sz w:val="24"/>
+          <w:szCs w:val="24"/>
+        </w:rPr>
+        <w:t>Формула</w:t>
+      </w:r>
+      <w:r>
+        <w:rPr>
+          <w:rFonts w:ascii="Times New Roman" w:hAnsi="Times New Roman" w:cs="Times New Roman"/>
+          <w:sz w:val="24"/>
+          <w:szCs w:val="24"/>
+          <w:lang w:val="en-US"/>
+        </w:rPr>
+        <w:t xml:space="preserve"> R = A – (B | C)</w:t>
+      </w:r>
+    </w:p>
+    <w:p>
+      <w:pPr>
+        <w:rPr>
+          <w:rFonts w:ascii="Times New Roman" w:hAnsi="Times New Roman" w:cs="Times New Roman"/>
+          <w:sz w:val="24"/>
+          <w:szCs w:val="24"/>
+          <w:lang w:val="en-US"/>
+        </w:rPr>
+      </w:pPr>
+      <w:r>
+        <w:rPr>
+          <w:rFonts w:ascii="Times New Roman" w:hAnsi="Times New Roman" w:cs="Times New Roman"/>
+          <w:sz w:val="24"/>
+          <w:szCs w:val="24"/>
+          <w:lang w:val="en-US"/>
+        </w:rPr>
+        <w:t>A = 08B</w:t>
+      </w:r>
+      <w:r>
+        <w:rPr>
+          <w:rFonts w:ascii="Times New Roman" w:hAnsi="Times New Roman" w:cs="Times New Roman"/>
+          <w:sz w:val="24"/>
+          <w:szCs w:val="24"/>
+          <w:lang w:val="en-US"/>
+        </w:rPr>
+        <w:t xml:space="preserve"> = </w:t>
+      </w:r>
+      <w:r>
+        <w:rPr>
+          <w:rFonts w:ascii="Times New Roman" w:hAnsi="Times New Roman" w:cs="Times New Roman"/>
+          <w:sz w:val="24"/>
+          <w:szCs w:val="24"/>
+          <w:lang w:val="en-US"/>
+        </w:rPr>
+        <w:t>CEAF</w:t>
+      </w:r>
+    </w:p>
+    <w:p>
+      <w:pPr>
+        <w:rPr>
+          <w:rFonts w:ascii="Times New Roman" w:hAnsi="Times New Roman" w:cs="Times New Roman"/>
+          <w:sz w:val="24"/>
+          <w:szCs w:val="24"/>
+          <w:lang w:val="en-US"/>
+        </w:rPr>
+      </w:pPr>
+      <w:r>
+        <w:rPr>
+          <w:rFonts w:ascii="Times New Roman" w:hAnsi="Times New Roman" w:cs="Times New Roman"/>
+          <w:sz w:val="24"/>
+          <w:szCs w:val="24"/>
+          <w:lang w:val="en-US"/>
+        </w:rPr>
+        <w:t>B</w:t>
+      </w:r>
+      <w:r>
+        <w:rPr>
+          <w:rFonts w:ascii="Times New Roman" w:hAnsi="Times New Roman" w:cs="Times New Roman"/>
+          <w:sz w:val="24"/>
+          <w:szCs w:val="24"/>
+          <w:lang w:val="en-US"/>
+        </w:rPr>
+        <w:t xml:space="preserve"> = 08</w:t>
+      </w:r>
+      <w:r>
+        <w:rPr>
+          <w:rFonts w:ascii="Times New Roman" w:hAnsi="Times New Roman" w:cs="Times New Roman"/>
+          <w:sz w:val="24"/>
+          <w:szCs w:val="24"/>
+          <w:lang w:val="en-US"/>
+        </w:rPr>
+        <w:t>D</w:t>
+      </w:r>
+      <w:r>
+        <w:rPr>
+          <w:rFonts w:ascii="Times New Roman" w:hAnsi="Times New Roman" w:cs="Times New Roman"/>
+          <w:sz w:val="24"/>
+          <w:szCs w:val="24"/>
+          <w:lang w:val="en-US"/>
+        </w:rPr>
+        <w:t xml:space="preserve"> = </w:t>
+      </w:r>
+      <w:r>
+        <w:rPr>
+          <w:rFonts w:ascii="Times New Roman" w:hAnsi="Times New Roman" w:cs="Times New Roman"/>
+          <w:sz w:val="24"/>
+          <w:szCs w:val="24"/>
+          <w:lang w:val="en-US"/>
+        </w:rPr>
+        <w:t>6666</w:t>
+      </w:r>
+    </w:p>
+    <w:p>
+      <w:pPr>
+        <w:rPr>
+          <w:rFonts w:ascii="Times New Roman" w:hAnsi="Times New Roman" w:cs="Times New Roman"/>
+          <w:sz w:val="24"/>
+          <w:szCs w:val="24"/>
+          <w:lang w:val="en-US"/>
+        </w:rPr>
+      </w:pPr>
+      <w:r>
+        <w:rPr>
+          <w:rFonts w:ascii="Times New Roman" w:hAnsi="Times New Roman" w:cs="Times New Roman"/>
+          <w:sz w:val="24"/>
+          <w:szCs w:val="24"/>
+          <w:lang w:val="en-US"/>
+        </w:rPr>
+        <w:t>C</w:t>
+      </w:r>
+      <w:r>
+        <w:rPr>
+          <w:rFonts w:ascii="Times New Roman" w:hAnsi="Times New Roman" w:cs="Times New Roman"/>
+          <w:sz w:val="24"/>
+          <w:szCs w:val="24"/>
+          <w:lang w:val="en-US"/>
+        </w:rPr>
+        <w:t xml:space="preserve"> = 08</w:t>
+      </w:r>
+      <w:r>
+        <w:rPr>
+          <w:rFonts w:ascii="Times New Roman" w:hAnsi="Times New Roman" w:cs="Times New Roman"/>
+          <w:sz w:val="24"/>
+          <w:szCs w:val="24"/>
+        </w:rPr>
+        <w:t>С</w:t>
+      </w:r>
+      <w:r>
+        <w:rPr>
+          <w:rFonts w:ascii="Times New Roman" w:hAnsi="Times New Roman" w:cs="Times New Roman"/>
+          <w:sz w:val="24"/>
+          <w:szCs w:val="24"/>
+          <w:lang w:val="en-US"/>
+        </w:rPr>
+        <w:t xml:space="preserve"> = </w:t>
+      </w:r>
+      <w:r>
+        <w:rPr>
+          <w:rFonts w:ascii="Times New Roman" w:hAnsi="Times New Roman" w:cs="Times New Roman"/>
+          <w:sz w:val="24"/>
+          <w:szCs w:val="24"/>
+          <w:lang w:val="en-US"/>
+        </w:rPr>
+        <w:t>4071</w:t>
+      </w:r>
     </w:p>
     <w:p>
       <w:pPr>
@@ -1654,24 +1782,24 @@
         <w:tblLook w:val="04A0" w:firstRow="1" w:lastRow="0" w:firstColumn="1" w:lastColumn="0" w:noHBand="0" w:noVBand="1"/>
       </w:tblPr>
       <w:tblGrid>
-        <w:gridCol w:w="800"/>
-        <w:gridCol w:w="749"/>
-        <w:gridCol w:w="599"/>
-        <w:gridCol w:w="748"/>
-        <w:gridCol w:w="599"/>
-        <w:gridCol w:w="710"/>
-        <w:gridCol w:w="550"/>
-        <w:gridCol w:w="711"/>
-        <w:gridCol w:w="710"/>
-        <w:gridCol w:w="550"/>
-        <w:gridCol w:w="964"/>
+        <w:gridCol w:w="794"/>
+        <w:gridCol w:w="743"/>
+        <w:gridCol w:w="596"/>
+        <w:gridCol w:w="743"/>
+        <w:gridCol w:w="596"/>
+        <w:gridCol w:w="779"/>
+        <w:gridCol w:w="547"/>
+        <w:gridCol w:w="730"/>
+        <w:gridCol w:w="779"/>
+        <w:gridCol w:w="547"/>
+        <w:gridCol w:w="842"/>
         <w:gridCol w:w="793"/>
-        <w:gridCol w:w="862"/>
+        <w:gridCol w:w="856"/>
       </w:tblGrid>
       <w:tr>
         <w:tc>
           <w:tcPr>
-            <w:tcW w:w="1549" w:type="dxa"/>
+            <w:tcW w:w="1537" w:type="dxa"/>
             <w:gridSpan w:val="2"/>
             <w:tcBorders>
               <w:top w:val="single" w:sz="4" w:space="0" w:color="auto"/>
@@ -1699,7 +1827,7 @@
         </w:tc>
         <w:tc>
           <w:tcPr>
-            <w:tcW w:w="6141" w:type="dxa"/>
+            <w:tcW w:w="6159" w:type="dxa"/>
             <w:gridSpan w:val="9"/>
             <w:tcBorders>
               <w:top w:val="single" w:sz="4" w:space="0" w:color="auto"/>
@@ -1728,7 +1856,7 @@
         </w:tc>
         <w:tc>
           <w:tcPr>
-            <w:tcW w:w="1655" w:type="dxa"/>
+            <w:tcW w:w="1649" w:type="dxa"/>
             <w:gridSpan w:val="2"/>
             <w:tcBorders>
               <w:top w:val="single" w:sz="4" w:space="0" w:color="auto"/>
@@ -1758,7 +1886,7 @@
       <w:tr>
         <w:tc>
           <w:tcPr>
-            <w:tcW w:w="800" w:type="dxa"/>
+            <w:tcW w:w="794" w:type="dxa"/>
             <w:tcBorders>
               <w:top w:val="single" w:sz="4" w:space="0" w:color="auto"/>
               <w:left w:val="single" w:sz="4" w:space="0" w:color="auto"/>
@@ -1785,7 +1913,7 @@
         </w:tc>
         <w:tc>
           <w:tcPr>
-            <w:tcW w:w="749" w:type="dxa"/>
+            <w:tcW w:w="743" w:type="dxa"/>
             <w:tcBorders>
               <w:top w:val="single" w:sz="4" w:space="0" w:color="auto"/>
               <w:left w:val="single" w:sz="4" w:space="0" w:color="auto"/>
@@ -1812,7 +1940,7 @@
         </w:tc>
         <w:tc>
           <w:tcPr>
-            <w:tcW w:w="599" w:type="dxa"/>
+            <w:tcW w:w="596" w:type="dxa"/>
             <w:tcBorders>
               <w:top w:val="single" w:sz="4" w:space="0" w:color="auto"/>
               <w:left w:val="single" w:sz="4" w:space="0" w:color="auto"/>
@@ -1841,7 +1969,7 @@
         </w:tc>
         <w:tc>
           <w:tcPr>
-            <w:tcW w:w="748" w:type="dxa"/>
+            <w:tcW w:w="743" w:type="dxa"/>
             <w:tcBorders>
               <w:top w:val="single" w:sz="4" w:space="0" w:color="auto"/>
               <w:left w:val="single" w:sz="4" w:space="0" w:color="auto"/>
@@ -1870,7 +1998,7 @@
         </w:tc>
         <w:tc>
           <w:tcPr>
-            <w:tcW w:w="599" w:type="dxa"/>
+            <w:tcW w:w="596" w:type="dxa"/>
             <w:tcBorders>
               <w:top w:val="single" w:sz="4" w:space="0" w:color="auto"/>
               <w:left w:val="single" w:sz="4" w:space="0" w:color="auto"/>
@@ -1899,7 +2027,7 @@
         </w:tc>
         <w:tc>
           <w:tcPr>
-            <w:tcW w:w="710" w:type="dxa"/>
+            <w:tcW w:w="779" w:type="dxa"/>
             <w:tcBorders>
               <w:top w:val="single" w:sz="4" w:space="0" w:color="auto"/>
               <w:left w:val="single" w:sz="4" w:space="0" w:color="auto"/>
@@ -1928,7 +2056,7 @@
         </w:tc>
         <w:tc>
           <w:tcPr>
-            <w:tcW w:w="550" w:type="dxa"/>
+            <w:tcW w:w="547" w:type="dxa"/>
             <w:tcBorders>
               <w:top w:val="single" w:sz="4" w:space="0" w:color="auto"/>
               <w:left w:val="single" w:sz="4" w:space="0" w:color="auto"/>
@@ -1957,7 +2085,7 @@
         </w:tc>
         <w:tc>
           <w:tcPr>
-            <w:tcW w:w="711" w:type="dxa"/>
+            <w:tcW w:w="730" w:type="dxa"/>
             <w:tcBorders>
               <w:top w:val="single" w:sz="4" w:space="0" w:color="auto"/>
               <w:left w:val="single" w:sz="4" w:space="0" w:color="auto"/>
@@ -1986,7 +2114,7 @@
         </w:tc>
         <w:tc>
           <w:tcPr>
-            <w:tcW w:w="710" w:type="dxa"/>
+            <w:tcW w:w="779" w:type="dxa"/>
             <w:tcBorders>
               <w:top w:val="single" w:sz="4" w:space="0" w:color="auto"/>
               <w:left w:val="single" w:sz="4" w:space="0" w:color="auto"/>
@@ -2015,7 +2143,7 @@
         </w:tc>
         <w:tc>
           <w:tcPr>
-            <w:tcW w:w="550" w:type="dxa"/>
+            <w:tcW w:w="547" w:type="dxa"/>
             <w:tcBorders>
               <w:top w:val="single" w:sz="4" w:space="0" w:color="auto"/>
               <w:left w:val="single" w:sz="4" w:space="0" w:color="auto"/>
@@ -2044,7 +2172,7 @@
         </w:tc>
         <w:tc>
           <w:tcPr>
-            <w:tcW w:w="964" w:type="dxa"/>
+            <w:tcW w:w="842" w:type="dxa"/>
             <w:tcBorders>
               <w:top w:val="single" w:sz="4" w:space="0" w:color="auto"/>
               <w:left w:val="single" w:sz="4" w:space="0" w:color="auto"/>
@@ -2100,7 +2228,7 @@
         </w:tc>
         <w:tc>
           <w:tcPr>
-            <w:tcW w:w="862" w:type="dxa"/>
+            <w:tcW w:w="856" w:type="dxa"/>
             <w:tcBorders>
               <w:top w:val="single" w:sz="4" w:space="0" w:color="auto"/>
               <w:left w:val="single" w:sz="4" w:space="0" w:color="auto"/>
@@ -2129,7 +2257,7 @@
       <w:tr>
         <w:tc>
           <w:tcPr>
-            <w:tcW w:w="800" w:type="dxa"/>
+            <w:tcW w:w="794" w:type="dxa"/>
             <w:tcBorders>
               <w:top w:val="single" w:sz="4" w:space="0" w:color="auto"/>
               <w:left w:val="single" w:sz="4" w:space="0" w:color="auto"/>
@@ -2158,7 +2286,7 @@
         </w:tc>
         <w:tc>
           <w:tcPr>
-            <w:tcW w:w="749" w:type="dxa"/>
+            <w:tcW w:w="743" w:type="dxa"/>
             <w:tcBorders>
               <w:top w:val="single" w:sz="4" w:space="0" w:color="auto"/>
               <w:left w:val="single" w:sz="4" w:space="0" w:color="auto"/>
@@ -2187,7 +2315,7 @@
         </w:tc>
         <w:tc>
           <w:tcPr>
-            <w:tcW w:w="599" w:type="dxa"/>
+            <w:tcW w:w="596" w:type="dxa"/>
             <w:tcBorders>
               <w:top w:val="single" w:sz="4" w:space="0" w:color="auto"/>
               <w:left w:val="single" w:sz="4" w:space="0" w:color="auto"/>
@@ -2216,7 +2344,7 @@
         </w:tc>
         <w:tc>
           <w:tcPr>
-            <w:tcW w:w="748" w:type="dxa"/>
+            <w:tcW w:w="743" w:type="dxa"/>
             <w:tcBorders>
               <w:top w:val="single" w:sz="4" w:space="0" w:color="auto"/>
               <w:left w:val="single" w:sz="4" w:space="0" w:color="auto"/>
@@ -2245,7 +2373,7 @@
         </w:tc>
         <w:tc>
           <w:tcPr>
-            <w:tcW w:w="599" w:type="dxa"/>
+            <w:tcW w:w="596" w:type="dxa"/>
             <w:tcBorders>
               <w:top w:val="single" w:sz="4" w:space="0" w:color="auto"/>
               <w:left w:val="single" w:sz="4" w:space="0" w:color="auto"/>
@@ -2274,7 +2402,7 @@
         </w:tc>
         <w:tc>
           <w:tcPr>
-            <w:tcW w:w="710" w:type="dxa"/>
+            <w:tcW w:w="779" w:type="dxa"/>
             <w:tcBorders>
               <w:top w:val="single" w:sz="4" w:space="0" w:color="auto"/>
               <w:left w:val="single" w:sz="4" w:space="0" w:color="auto"/>
@@ -2303,7 +2431,7 @@
         </w:tc>
         <w:tc>
           <w:tcPr>
-            <w:tcW w:w="550" w:type="dxa"/>
+            <w:tcW w:w="547" w:type="dxa"/>
             <w:tcBorders>
               <w:top w:val="single" w:sz="4" w:space="0" w:color="auto"/>
               <w:left w:val="single" w:sz="4" w:space="0" w:color="auto"/>
@@ -2332,7 +2460,7 @@
         </w:tc>
         <w:tc>
           <w:tcPr>
-            <w:tcW w:w="711" w:type="dxa"/>
+            <w:tcW w:w="730" w:type="dxa"/>
             <w:tcBorders>
               <w:top w:val="single" w:sz="4" w:space="0" w:color="auto"/>
               <w:left w:val="single" w:sz="4" w:space="0" w:color="auto"/>
@@ -2361,7 +2489,7 @@
         </w:tc>
         <w:tc>
           <w:tcPr>
-            <w:tcW w:w="710" w:type="dxa"/>
+            <w:tcW w:w="779" w:type="dxa"/>
             <w:tcBorders>
               <w:top w:val="single" w:sz="4" w:space="0" w:color="auto"/>
               <w:left w:val="single" w:sz="4" w:space="0" w:color="auto"/>
@@ -2390,7 +2518,7 @@
         </w:tc>
         <w:tc>
           <w:tcPr>
-            <w:tcW w:w="550" w:type="dxa"/>
+            <w:tcW w:w="547" w:type="dxa"/>
             <w:tcBorders>
               <w:top w:val="single" w:sz="4" w:space="0" w:color="auto"/>
               <w:left w:val="single" w:sz="4" w:space="0" w:color="auto"/>
@@ -2419,7 +2547,7 @@
         </w:tc>
         <w:tc>
           <w:tcPr>
-            <w:tcW w:w="964" w:type="dxa"/>
+            <w:tcW w:w="842" w:type="dxa"/>
             <w:tcBorders>
               <w:top w:val="single" w:sz="4" w:space="0" w:color="auto"/>
               <w:left w:val="single" w:sz="4" w:space="0" w:color="auto"/>
@@ -2468,7 +2596,7 @@
         </w:tc>
         <w:tc>
           <w:tcPr>
-            <w:tcW w:w="862" w:type="dxa"/>
+            <w:tcW w:w="856" w:type="dxa"/>
             <w:tcBorders>
               <w:top w:val="single" w:sz="4" w:space="0" w:color="auto"/>
               <w:left w:val="single" w:sz="4" w:space="0" w:color="auto"/>
@@ -2490,7 +2618,7 @@
       <w:tr>
         <w:tc>
           <w:tcPr>
-            <w:tcW w:w="800" w:type="dxa"/>
+            <w:tcW w:w="794" w:type="dxa"/>
             <w:tcBorders>
               <w:top w:val="single" w:sz="4" w:space="0" w:color="auto"/>
               <w:left w:val="single" w:sz="4" w:space="0" w:color="auto"/>
@@ -2519,7 +2647,7 @@
         </w:tc>
         <w:tc>
           <w:tcPr>
-            <w:tcW w:w="749" w:type="dxa"/>
+            <w:tcW w:w="743" w:type="dxa"/>
             <w:tcBorders>
               <w:top w:val="single" w:sz="4" w:space="0" w:color="auto"/>
               <w:left w:val="single" w:sz="4" w:space="0" w:color="auto"/>
@@ -2548,7 +2676,7 @@
         </w:tc>
         <w:tc>
           <w:tcPr>
-            <w:tcW w:w="599" w:type="dxa"/>
+            <w:tcW w:w="596" w:type="dxa"/>
             <w:tcBorders>
               <w:top w:val="single" w:sz="4" w:space="0" w:color="auto"/>
               <w:left w:val="single" w:sz="4" w:space="0" w:color="auto"/>
@@ -2577,7 +2705,7 @@
         </w:tc>
         <w:tc>
           <w:tcPr>
-            <w:tcW w:w="748" w:type="dxa"/>
+            <w:tcW w:w="743" w:type="dxa"/>
             <w:tcBorders>
               <w:top w:val="single" w:sz="4" w:space="0" w:color="auto"/>
               <w:left w:val="single" w:sz="4" w:space="0" w:color="auto"/>
@@ -2606,7 +2734,7 @@
         </w:tc>
         <w:tc>
           <w:tcPr>
-            <w:tcW w:w="599" w:type="dxa"/>
+            <w:tcW w:w="596" w:type="dxa"/>
             <w:tcBorders>
               <w:top w:val="single" w:sz="4" w:space="0" w:color="auto"/>
               <w:left w:val="single" w:sz="4" w:space="0" w:color="auto"/>
@@ -2635,7 +2763,7 @@
         </w:tc>
         <w:tc>
           <w:tcPr>
-            <w:tcW w:w="710" w:type="dxa"/>
+            <w:tcW w:w="779" w:type="dxa"/>
             <w:tcBorders>
               <w:top w:val="single" w:sz="4" w:space="0" w:color="auto"/>
               <w:left w:val="single" w:sz="4" w:space="0" w:color="auto"/>
@@ -2664,7 +2792,7 @@
         </w:tc>
         <w:tc>
           <w:tcPr>
-            <w:tcW w:w="550" w:type="dxa"/>
+            <w:tcW w:w="547" w:type="dxa"/>
             <w:tcBorders>
               <w:top w:val="single" w:sz="4" w:space="0" w:color="auto"/>
               <w:left w:val="single" w:sz="4" w:space="0" w:color="auto"/>
@@ -2693,65 +2821,65 @@
         </w:tc>
         <w:tc>
           <w:tcPr>
-            <w:tcW w:w="711" w:type="dxa"/>
-            <w:tcBorders>
-              <w:top w:val="single" w:sz="4" w:space="0" w:color="auto"/>
-              <w:left w:val="single" w:sz="4" w:space="0" w:color="auto"/>
-              <w:bottom w:val="single" w:sz="4" w:space="0" w:color="auto"/>
-              <w:right w:val="single" w:sz="4" w:space="0" w:color="auto"/>
-            </w:tcBorders>
-            <w:hideMark/>
-          </w:tcPr>
-          <w:p>
-            <w:pPr>
-              <w:spacing w:line="240" w:lineRule="auto"/>
-              <w:jc w:val="center"/>
-              <w:rPr>
-                <w:rFonts w:ascii="Times New Roman" w:hAnsi="Times New Roman" w:cs="Times New Roman"/>
-                <w:lang w:val="en-US"/>
-              </w:rPr>
-            </w:pPr>
-            <w:r>
-              <w:rPr>
-                <w:rFonts w:ascii="Times New Roman" w:hAnsi="Times New Roman" w:cs="Times New Roman"/>
-                <w:lang w:val="en-US"/>
-              </w:rPr>
-              <w:t>CF73</w:t>
-            </w:r>
-          </w:p>
-        </w:tc>
-        <w:tc>
-          <w:tcPr>
-            <w:tcW w:w="710" w:type="dxa"/>
-            <w:tcBorders>
-              <w:top w:val="single" w:sz="4" w:space="0" w:color="auto"/>
-              <w:left w:val="single" w:sz="4" w:space="0" w:color="auto"/>
-              <w:bottom w:val="single" w:sz="4" w:space="0" w:color="auto"/>
-              <w:right w:val="single" w:sz="4" w:space="0" w:color="auto"/>
-            </w:tcBorders>
-            <w:hideMark/>
-          </w:tcPr>
-          <w:p>
-            <w:pPr>
-              <w:spacing w:line="240" w:lineRule="auto"/>
-              <w:jc w:val="center"/>
-              <w:rPr>
-                <w:rFonts w:ascii="Times New Roman" w:hAnsi="Times New Roman" w:cs="Times New Roman"/>
-                <w:lang w:val="en-US"/>
-              </w:rPr>
-            </w:pPr>
-            <w:r>
-              <w:rPr>
-                <w:rFonts w:ascii="Times New Roman" w:hAnsi="Times New Roman" w:cs="Times New Roman"/>
-                <w:lang w:val="en-US"/>
-              </w:rPr>
-              <w:t>308C</w:t>
-            </w:r>
-          </w:p>
-        </w:tc>
-        <w:tc>
-          <w:tcPr>
-            <w:tcW w:w="550" w:type="dxa"/>
+            <w:tcW w:w="730" w:type="dxa"/>
+            <w:tcBorders>
+              <w:top w:val="single" w:sz="4" w:space="0" w:color="auto"/>
+              <w:left w:val="single" w:sz="4" w:space="0" w:color="auto"/>
+              <w:bottom w:val="single" w:sz="4" w:space="0" w:color="auto"/>
+              <w:right w:val="single" w:sz="4" w:space="0" w:color="auto"/>
+            </w:tcBorders>
+            <w:hideMark/>
+          </w:tcPr>
+          <w:p>
+            <w:pPr>
+              <w:spacing w:line="240" w:lineRule="auto"/>
+              <w:jc w:val="center"/>
+              <w:rPr>
+                <w:rFonts w:ascii="Times New Roman" w:hAnsi="Times New Roman" w:cs="Times New Roman"/>
+                <w:lang w:val="en-US"/>
+              </w:rPr>
+            </w:pPr>
+            <w:r>
+              <w:rPr>
+                <w:rFonts w:ascii="Times New Roman" w:hAnsi="Times New Roman" w:cs="Times New Roman"/>
+                <w:lang w:val="en-US"/>
+              </w:rPr>
+              <w:t>9999</w:t>
+            </w:r>
+          </w:p>
+        </w:tc>
+        <w:tc>
+          <w:tcPr>
+            <w:tcW w:w="779" w:type="dxa"/>
+            <w:tcBorders>
+              <w:top w:val="single" w:sz="4" w:space="0" w:color="auto"/>
+              <w:left w:val="single" w:sz="4" w:space="0" w:color="auto"/>
+              <w:bottom w:val="single" w:sz="4" w:space="0" w:color="auto"/>
+              <w:right w:val="single" w:sz="4" w:space="0" w:color="auto"/>
+            </w:tcBorders>
+            <w:hideMark/>
+          </w:tcPr>
+          <w:p>
+            <w:pPr>
+              <w:spacing w:line="240" w:lineRule="auto"/>
+              <w:jc w:val="center"/>
+              <w:rPr>
+                <w:rFonts w:ascii="Times New Roman" w:hAnsi="Times New Roman" w:cs="Times New Roman"/>
+                <w:lang w:val="en-US"/>
+              </w:rPr>
+            </w:pPr>
+            <w:r>
+              <w:rPr>
+                <w:rFonts w:ascii="Times New Roman" w:hAnsi="Times New Roman" w:cs="Times New Roman"/>
+                <w:lang w:val="en-US"/>
+              </w:rPr>
+              <w:t>6666</w:t>
+            </w:r>
+          </w:p>
+        </w:tc>
+        <w:tc>
+          <w:tcPr>
+            <w:tcW w:w="547" w:type="dxa"/>
             <w:tcBorders>
               <w:top w:val="single" w:sz="4" w:space="0" w:color="auto"/>
               <w:left w:val="single" w:sz="4" w:space="0" w:color="auto"/>
@@ -2780,7 +2908,7 @@
         </w:tc>
         <w:tc>
           <w:tcPr>
-            <w:tcW w:w="964" w:type="dxa"/>
+            <w:tcW w:w="842" w:type="dxa"/>
             <w:tcBorders>
               <w:top w:val="single" w:sz="4" w:space="0" w:color="auto"/>
               <w:left w:val="single" w:sz="4" w:space="0" w:color="auto"/>
@@ -2829,7 +2957,7 @@
         </w:tc>
         <w:tc>
           <w:tcPr>
-            <w:tcW w:w="862" w:type="dxa"/>
+            <w:tcW w:w="856" w:type="dxa"/>
             <w:tcBorders>
               <w:top w:val="single" w:sz="4" w:space="0" w:color="auto"/>
               <w:left w:val="single" w:sz="4" w:space="0" w:color="auto"/>
@@ -2851,7 +2979,7 @@
       <w:tr>
         <w:tc>
           <w:tcPr>
-            <w:tcW w:w="800" w:type="dxa"/>
+            <w:tcW w:w="794" w:type="dxa"/>
             <w:tcBorders>
               <w:top w:val="single" w:sz="4" w:space="0" w:color="auto"/>
               <w:left w:val="single" w:sz="4" w:space="0" w:color="auto"/>
@@ -2880,7 +3008,7 @@
         </w:tc>
         <w:tc>
           <w:tcPr>
-            <w:tcW w:w="749" w:type="dxa"/>
+            <w:tcW w:w="743" w:type="dxa"/>
             <w:tcBorders>
               <w:top w:val="single" w:sz="4" w:space="0" w:color="auto"/>
               <w:left w:val="single" w:sz="4" w:space="0" w:color="auto"/>
@@ -2909,7 +3037,7 @@
         </w:tc>
         <w:tc>
           <w:tcPr>
-            <w:tcW w:w="599" w:type="dxa"/>
+            <w:tcW w:w="596" w:type="dxa"/>
             <w:tcBorders>
               <w:top w:val="single" w:sz="4" w:space="0" w:color="auto"/>
               <w:left w:val="single" w:sz="4" w:space="0" w:color="auto"/>
@@ -2938,7 +3066,7 @@
         </w:tc>
         <w:tc>
           <w:tcPr>
-            <w:tcW w:w="748" w:type="dxa"/>
+            <w:tcW w:w="743" w:type="dxa"/>
             <w:tcBorders>
               <w:top w:val="single" w:sz="4" w:space="0" w:color="auto"/>
               <w:left w:val="single" w:sz="4" w:space="0" w:color="auto"/>
@@ -2967,7 +3095,7 @@
         </w:tc>
         <w:tc>
           <w:tcPr>
-            <w:tcW w:w="599" w:type="dxa"/>
+            <w:tcW w:w="596" w:type="dxa"/>
             <w:tcBorders>
               <w:top w:val="single" w:sz="4" w:space="0" w:color="auto"/>
               <w:left w:val="single" w:sz="4" w:space="0" w:color="auto"/>
@@ -2996,7 +3124,7 @@
         </w:tc>
         <w:tc>
           <w:tcPr>
-            <w:tcW w:w="710" w:type="dxa"/>
+            <w:tcW w:w="779" w:type="dxa"/>
             <w:tcBorders>
               <w:top w:val="single" w:sz="4" w:space="0" w:color="auto"/>
               <w:left w:val="single" w:sz="4" w:space="0" w:color="auto"/>
@@ -3025,7 +3153,7 @@
         </w:tc>
         <w:tc>
           <w:tcPr>
-            <w:tcW w:w="550" w:type="dxa"/>
+            <w:tcW w:w="547" w:type="dxa"/>
             <w:tcBorders>
               <w:top w:val="single" w:sz="4" w:space="0" w:color="auto"/>
               <w:left w:val="single" w:sz="4" w:space="0" w:color="auto"/>
@@ -3054,65 +3182,65 @@
         </w:tc>
         <w:tc>
           <w:tcPr>
-            <w:tcW w:w="711" w:type="dxa"/>
-            <w:tcBorders>
-              <w:top w:val="single" w:sz="4" w:space="0" w:color="auto"/>
-              <w:left w:val="single" w:sz="4" w:space="0" w:color="auto"/>
-              <w:bottom w:val="single" w:sz="4" w:space="0" w:color="auto"/>
-              <w:right w:val="single" w:sz="4" w:space="0" w:color="auto"/>
-            </w:tcBorders>
-            <w:hideMark/>
-          </w:tcPr>
-          <w:p>
-            <w:pPr>
-              <w:spacing w:line="240" w:lineRule="auto"/>
-              <w:jc w:val="center"/>
-              <w:rPr>
-                <w:rFonts w:ascii="Times New Roman" w:hAnsi="Times New Roman" w:cs="Times New Roman"/>
-                <w:lang w:val="en-US"/>
-              </w:rPr>
-            </w:pPr>
-            <w:r>
-              <w:rPr>
-                <w:rFonts w:ascii="Times New Roman" w:hAnsi="Times New Roman" w:cs="Times New Roman"/>
-                <w:lang w:val="en-US"/>
-              </w:rPr>
-              <w:t>CF72</w:t>
-            </w:r>
-          </w:p>
-        </w:tc>
-        <w:tc>
-          <w:tcPr>
-            <w:tcW w:w="710" w:type="dxa"/>
-            <w:tcBorders>
-              <w:top w:val="single" w:sz="4" w:space="0" w:color="auto"/>
-              <w:left w:val="single" w:sz="4" w:space="0" w:color="auto"/>
-              <w:bottom w:val="single" w:sz="4" w:space="0" w:color="auto"/>
-              <w:right w:val="single" w:sz="4" w:space="0" w:color="auto"/>
-            </w:tcBorders>
-            <w:hideMark/>
-          </w:tcPr>
-          <w:p>
-            <w:pPr>
-              <w:spacing w:line="240" w:lineRule="auto"/>
-              <w:jc w:val="center"/>
-              <w:rPr>
-                <w:rFonts w:ascii="Times New Roman" w:hAnsi="Times New Roman" w:cs="Times New Roman"/>
-                <w:lang w:val="en-US"/>
-              </w:rPr>
-            </w:pPr>
-            <w:r>
-              <w:rPr>
-                <w:rFonts w:ascii="Times New Roman" w:hAnsi="Times New Roman" w:cs="Times New Roman"/>
-                <w:lang w:val="en-US"/>
-              </w:rPr>
-              <w:t>308D</w:t>
-            </w:r>
-          </w:p>
-        </w:tc>
-        <w:tc>
-          <w:tcPr>
-            <w:tcW w:w="550" w:type="dxa"/>
+            <w:tcW w:w="730" w:type="dxa"/>
+            <w:tcBorders>
+              <w:top w:val="single" w:sz="4" w:space="0" w:color="auto"/>
+              <w:left w:val="single" w:sz="4" w:space="0" w:color="auto"/>
+              <w:bottom w:val="single" w:sz="4" w:space="0" w:color="auto"/>
+              <w:right w:val="single" w:sz="4" w:space="0" w:color="auto"/>
+            </w:tcBorders>
+            <w:hideMark/>
+          </w:tcPr>
+          <w:p>
+            <w:pPr>
+              <w:spacing w:line="240" w:lineRule="auto"/>
+              <w:jc w:val="center"/>
+              <w:rPr>
+                <w:rFonts w:ascii="Times New Roman" w:hAnsi="Times New Roman" w:cs="Times New Roman"/>
+                <w:lang w:val="en-US"/>
+              </w:rPr>
+            </w:pPr>
+            <w:r>
+              <w:rPr>
+                <w:rFonts w:ascii="Times New Roman" w:hAnsi="Times New Roman" w:cs="Times New Roman"/>
+                <w:lang w:val="en-US"/>
+              </w:rPr>
+              <w:t>BF8E</w:t>
+            </w:r>
+          </w:p>
+        </w:tc>
+        <w:tc>
+          <w:tcPr>
+            <w:tcW w:w="779" w:type="dxa"/>
+            <w:tcBorders>
+              <w:top w:val="single" w:sz="4" w:space="0" w:color="auto"/>
+              <w:left w:val="single" w:sz="4" w:space="0" w:color="auto"/>
+              <w:bottom w:val="single" w:sz="4" w:space="0" w:color="auto"/>
+              <w:right w:val="single" w:sz="4" w:space="0" w:color="auto"/>
+            </w:tcBorders>
+            <w:hideMark/>
+          </w:tcPr>
+          <w:p>
+            <w:pPr>
+              <w:spacing w:line="240" w:lineRule="auto"/>
+              <w:jc w:val="center"/>
+              <w:rPr>
+                <w:rFonts w:ascii="Times New Roman" w:hAnsi="Times New Roman" w:cs="Times New Roman"/>
+                <w:lang w:val="en-US"/>
+              </w:rPr>
+            </w:pPr>
+            <w:r>
+              <w:rPr>
+                <w:rFonts w:ascii="Times New Roman" w:hAnsi="Times New Roman" w:cs="Times New Roman"/>
+                <w:lang w:val="en-US"/>
+              </w:rPr>
+              <w:t>6677</w:t>
+            </w:r>
+          </w:p>
+        </w:tc>
+        <w:tc>
+          <w:tcPr>
+            <w:tcW w:w="547" w:type="dxa"/>
             <w:tcBorders>
               <w:top w:val="single" w:sz="4" w:space="0" w:color="auto"/>
               <w:left w:val="single" w:sz="4" w:space="0" w:color="auto"/>
@@ -3141,7 +3269,7 @@
         </w:tc>
         <w:tc>
           <w:tcPr>
-            <w:tcW w:w="964" w:type="dxa"/>
+            <w:tcW w:w="842" w:type="dxa"/>
             <w:tcBorders>
               <w:top w:val="single" w:sz="4" w:space="0" w:color="auto"/>
               <w:left w:val="single" w:sz="4" w:space="0" w:color="auto"/>
@@ -3190,7 +3318,7 @@
         </w:tc>
         <w:tc>
           <w:tcPr>
-            <w:tcW w:w="862" w:type="dxa"/>
+            <w:tcW w:w="856" w:type="dxa"/>
             <w:tcBorders>
               <w:top w:val="single" w:sz="4" w:space="0" w:color="auto"/>
               <w:left w:val="single" w:sz="4" w:space="0" w:color="auto"/>
@@ -3212,7 +3340,7 @@
       <w:tr>
         <w:tc>
           <w:tcPr>
-            <w:tcW w:w="800" w:type="dxa"/>
+            <w:tcW w:w="794" w:type="dxa"/>
             <w:tcBorders>
               <w:top w:val="single" w:sz="4" w:space="0" w:color="auto"/>
               <w:left w:val="single" w:sz="4" w:space="0" w:color="auto"/>
@@ -3241,7 +3369,7 @@
         </w:tc>
         <w:tc>
           <w:tcPr>
-            <w:tcW w:w="749" w:type="dxa"/>
+            <w:tcW w:w="743" w:type="dxa"/>
             <w:tcBorders>
               <w:top w:val="single" w:sz="4" w:space="0" w:color="auto"/>
               <w:left w:val="single" w:sz="4" w:space="0" w:color="auto"/>
@@ -3270,7 +3398,7 @@
         </w:tc>
         <w:tc>
           <w:tcPr>
-            <w:tcW w:w="599" w:type="dxa"/>
+            <w:tcW w:w="596" w:type="dxa"/>
             <w:tcBorders>
               <w:top w:val="single" w:sz="4" w:space="0" w:color="auto"/>
               <w:left w:val="single" w:sz="4" w:space="0" w:color="auto"/>
@@ -3299,7 +3427,7 @@
         </w:tc>
         <w:tc>
           <w:tcPr>
-            <w:tcW w:w="748" w:type="dxa"/>
+            <w:tcW w:w="743" w:type="dxa"/>
             <w:tcBorders>
               <w:top w:val="single" w:sz="4" w:space="0" w:color="auto"/>
               <w:left w:val="single" w:sz="4" w:space="0" w:color="auto"/>
@@ -3328,7 +3456,7 @@
         </w:tc>
         <w:tc>
           <w:tcPr>
-            <w:tcW w:w="599" w:type="dxa"/>
+            <w:tcW w:w="596" w:type="dxa"/>
             <w:tcBorders>
               <w:top w:val="single" w:sz="4" w:space="0" w:color="auto"/>
               <w:left w:val="single" w:sz="4" w:space="0" w:color="auto"/>
@@ -3357,36 +3485,36 @@
         </w:tc>
         <w:tc>
           <w:tcPr>
-            <w:tcW w:w="710" w:type="dxa"/>
-            <w:tcBorders>
-              <w:top w:val="single" w:sz="4" w:space="0" w:color="auto"/>
-              <w:left w:val="single" w:sz="4" w:space="0" w:color="auto"/>
-              <w:bottom w:val="single" w:sz="4" w:space="0" w:color="auto"/>
-              <w:right w:val="single" w:sz="4" w:space="0" w:color="auto"/>
-            </w:tcBorders>
-            <w:hideMark/>
-          </w:tcPr>
-          <w:p>
-            <w:pPr>
-              <w:spacing w:line="240" w:lineRule="auto"/>
-              <w:jc w:val="center"/>
-              <w:rPr>
-                <w:rFonts w:ascii="Times New Roman" w:hAnsi="Times New Roman" w:cs="Times New Roman"/>
-                <w:lang w:val="en-US"/>
-              </w:rPr>
-            </w:pPr>
-            <w:r>
-              <w:rPr>
-                <w:rFonts w:ascii="Times New Roman" w:hAnsi="Times New Roman" w:cs="Times New Roman"/>
-                <w:lang w:val="en-US"/>
-              </w:rPr>
-              <w:t>308D</w:t>
-            </w:r>
-          </w:p>
-        </w:tc>
-        <w:tc>
-          <w:tcPr>
-            <w:tcW w:w="550" w:type="dxa"/>
+            <w:tcW w:w="779" w:type="dxa"/>
+            <w:tcBorders>
+              <w:top w:val="single" w:sz="4" w:space="0" w:color="auto"/>
+              <w:left w:val="single" w:sz="4" w:space="0" w:color="auto"/>
+              <w:bottom w:val="single" w:sz="4" w:space="0" w:color="auto"/>
+              <w:right w:val="single" w:sz="4" w:space="0" w:color="auto"/>
+            </w:tcBorders>
+            <w:hideMark/>
+          </w:tcPr>
+          <w:p>
+            <w:pPr>
+              <w:spacing w:line="240" w:lineRule="auto"/>
+              <w:jc w:val="center"/>
+              <w:rPr>
+                <w:rFonts w:ascii="Times New Roman" w:hAnsi="Times New Roman" w:cs="Times New Roman"/>
+                <w:lang w:val="en-US"/>
+              </w:rPr>
+            </w:pPr>
+            <w:r>
+              <w:rPr>
+                <w:rFonts w:ascii="Times New Roman" w:hAnsi="Times New Roman" w:cs="Times New Roman"/>
+                <w:lang w:val="en-US"/>
+              </w:rPr>
+              <w:t>6677</w:t>
+            </w:r>
+          </w:p>
+        </w:tc>
+        <w:tc>
+          <w:tcPr>
+            <w:tcW w:w="547" w:type="dxa"/>
             <w:tcBorders>
               <w:top w:val="single" w:sz="4" w:space="0" w:color="auto"/>
               <w:left w:val="single" w:sz="4" w:space="0" w:color="auto"/>
@@ -3415,7 +3543,7 @@
         </w:tc>
         <w:tc>
           <w:tcPr>
-            <w:tcW w:w="711" w:type="dxa"/>
+            <w:tcW w:w="730" w:type="dxa"/>
             <w:tcBorders>
               <w:top w:val="single" w:sz="4" w:space="0" w:color="auto"/>
               <w:left w:val="single" w:sz="4" w:space="0" w:color="auto"/>
@@ -3444,36 +3572,36 @@
         </w:tc>
         <w:tc>
           <w:tcPr>
-            <w:tcW w:w="710" w:type="dxa"/>
-            <w:tcBorders>
-              <w:top w:val="single" w:sz="4" w:space="0" w:color="auto"/>
-              <w:left w:val="single" w:sz="4" w:space="0" w:color="auto"/>
-              <w:bottom w:val="single" w:sz="4" w:space="0" w:color="auto"/>
-              <w:right w:val="single" w:sz="4" w:space="0" w:color="auto"/>
-            </w:tcBorders>
-            <w:hideMark/>
-          </w:tcPr>
-          <w:p>
-            <w:pPr>
-              <w:spacing w:line="240" w:lineRule="auto"/>
-              <w:jc w:val="center"/>
-              <w:rPr>
-                <w:rFonts w:ascii="Times New Roman" w:hAnsi="Times New Roman" w:cs="Times New Roman"/>
-                <w:lang w:val="en-US"/>
-              </w:rPr>
-            </w:pPr>
-            <w:r>
-              <w:rPr>
-                <w:rFonts w:ascii="Times New Roman" w:hAnsi="Times New Roman" w:cs="Times New Roman"/>
-                <w:lang w:val="en-US"/>
-              </w:rPr>
-              <w:t>308D</w:t>
-            </w:r>
-          </w:p>
-        </w:tc>
-        <w:tc>
-          <w:tcPr>
-            <w:tcW w:w="550" w:type="dxa"/>
+            <w:tcW w:w="779" w:type="dxa"/>
+            <w:tcBorders>
+              <w:top w:val="single" w:sz="4" w:space="0" w:color="auto"/>
+              <w:left w:val="single" w:sz="4" w:space="0" w:color="auto"/>
+              <w:bottom w:val="single" w:sz="4" w:space="0" w:color="auto"/>
+              <w:right w:val="single" w:sz="4" w:space="0" w:color="auto"/>
+            </w:tcBorders>
+            <w:hideMark/>
+          </w:tcPr>
+          <w:p>
+            <w:pPr>
+              <w:spacing w:line="240" w:lineRule="auto"/>
+              <w:jc w:val="center"/>
+              <w:rPr>
+                <w:rFonts w:ascii="Times New Roman" w:hAnsi="Times New Roman" w:cs="Times New Roman"/>
+                <w:lang w:val="en-US"/>
+              </w:rPr>
+            </w:pPr>
+            <w:r>
+              <w:rPr>
+                <w:rFonts w:ascii="Times New Roman" w:hAnsi="Times New Roman" w:cs="Times New Roman"/>
+                <w:lang w:val="en-US"/>
+              </w:rPr>
+              <w:t>6677</w:t>
+            </w:r>
+          </w:p>
+        </w:tc>
+        <w:tc>
+          <w:tcPr>
+            <w:tcW w:w="547" w:type="dxa"/>
             <w:tcBorders>
               <w:top w:val="single" w:sz="4" w:space="0" w:color="auto"/>
               <w:left w:val="single" w:sz="4" w:space="0" w:color="auto"/>
@@ -3502,7 +3630,7 @@
         </w:tc>
         <w:tc>
           <w:tcPr>
-            <w:tcW w:w="964" w:type="dxa"/>
+            <w:tcW w:w="842" w:type="dxa"/>
             <w:tcBorders>
               <w:top w:val="single" w:sz="4" w:space="0" w:color="auto"/>
               <w:left w:val="single" w:sz="4" w:space="0" w:color="auto"/>
@@ -3560,30 +3688,30 @@
         </w:tc>
         <w:tc>
           <w:tcPr>
-            <w:tcW w:w="862" w:type="dxa"/>
-            <w:tcBorders>
-              <w:top w:val="single" w:sz="4" w:space="0" w:color="auto"/>
-              <w:left w:val="single" w:sz="4" w:space="0" w:color="auto"/>
-              <w:bottom w:val="single" w:sz="4" w:space="0" w:color="auto"/>
-              <w:right w:val="single" w:sz="4" w:space="0" w:color="auto"/>
-            </w:tcBorders>
-            <w:hideMark/>
-          </w:tcPr>
-          <w:p>
-            <w:pPr>
-              <w:spacing w:line="240" w:lineRule="auto"/>
-              <w:jc w:val="center"/>
-              <w:rPr>
-                <w:rFonts w:ascii="Times New Roman" w:hAnsi="Times New Roman" w:cs="Times New Roman"/>
-                <w:lang w:val="en-US"/>
-              </w:rPr>
-            </w:pPr>
-            <w:r>
-              <w:rPr>
-                <w:rFonts w:ascii="Times New Roman" w:hAnsi="Times New Roman" w:cs="Times New Roman"/>
-                <w:lang w:val="en-US"/>
-              </w:rPr>
-              <w:t>308D</w:t>
+            <w:tcW w:w="856" w:type="dxa"/>
+            <w:tcBorders>
+              <w:top w:val="single" w:sz="4" w:space="0" w:color="auto"/>
+              <w:left w:val="single" w:sz="4" w:space="0" w:color="auto"/>
+              <w:bottom w:val="single" w:sz="4" w:space="0" w:color="auto"/>
+              <w:right w:val="single" w:sz="4" w:space="0" w:color="auto"/>
+            </w:tcBorders>
+            <w:hideMark/>
+          </w:tcPr>
+          <w:p>
+            <w:pPr>
+              <w:spacing w:line="240" w:lineRule="auto"/>
+              <w:jc w:val="center"/>
+              <w:rPr>
+                <w:rFonts w:ascii="Times New Roman" w:hAnsi="Times New Roman" w:cs="Times New Roman"/>
+                <w:lang w:val="en-US"/>
+              </w:rPr>
+            </w:pPr>
+            <w:r>
+              <w:rPr>
+                <w:rFonts w:ascii="Times New Roman" w:hAnsi="Times New Roman" w:cs="Times New Roman"/>
+                <w:lang w:val="en-US"/>
+              </w:rPr>
+              <w:t>6677</w:t>
             </w:r>
           </w:p>
         </w:tc>
@@ -3591,7 +3719,7 @@
       <w:tr>
         <w:tc>
           <w:tcPr>
-            <w:tcW w:w="800" w:type="dxa"/>
+            <w:tcW w:w="794" w:type="dxa"/>
             <w:tcBorders>
               <w:top w:val="single" w:sz="4" w:space="0" w:color="auto"/>
               <w:left w:val="single" w:sz="4" w:space="0" w:color="auto"/>
@@ -3620,7 +3748,7 @@
         </w:tc>
         <w:tc>
           <w:tcPr>
-            <w:tcW w:w="749" w:type="dxa"/>
+            <w:tcW w:w="743" w:type="dxa"/>
             <w:tcBorders>
               <w:top w:val="single" w:sz="4" w:space="0" w:color="auto"/>
               <w:left w:val="single" w:sz="4" w:space="0" w:color="auto"/>
@@ -3649,7 +3777,7 @@
         </w:tc>
         <w:tc>
           <w:tcPr>
-            <w:tcW w:w="599" w:type="dxa"/>
+            <w:tcW w:w="596" w:type="dxa"/>
             <w:tcBorders>
               <w:top w:val="single" w:sz="4" w:space="0" w:color="auto"/>
               <w:left w:val="single" w:sz="4" w:space="0" w:color="auto"/>
@@ -3678,7 +3806,7 @@
         </w:tc>
         <w:tc>
           <w:tcPr>
-            <w:tcW w:w="748" w:type="dxa"/>
+            <w:tcW w:w="743" w:type="dxa"/>
             <w:tcBorders>
               <w:top w:val="single" w:sz="4" w:space="0" w:color="auto"/>
               <w:left w:val="single" w:sz="4" w:space="0" w:color="auto"/>
@@ -3707,7 +3835,7 @@
         </w:tc>
         <w:tc>
           <w:tcPr>
-            <w:tcW w:w="599" w:type="dxa"/>
+            <w:tcW w:w="596" w:type="dxa"/>
             <w:tcBorders>
               <w:top w:val="single" w:sz="4" w:space="0" w:color="auto"/>
               <w:left w:val="single" w:sz="4" w:space="0" w:color="auto"/>
@@ -3736,36 +3864,36 @@
         </w:tc>
         <w:tc>
           <w:tcPr>
-            <w:tcW w:w="710" w:type="dxa"/>
-            <w:tcBorders>
-              <w:top w:val="single" w:sz="4" w:space="0" w:color="auto"/>
-              <w:left w:val="single" w:sz="4" w:space="0" w:color="auto"/>
-              <w:bottom w:val="single" w:sz="4" w:space="0" w:color="auto"/>
-              <w:right w:val="single" w:sz="4" w:space="0" w:color="auto"/>
-            </w:tcBorders>
-            <w:hideMark/>
-          </w:tcPr>
-          <w:p>
-            <w:pPr>
-              <w:spacing w:line="240" w:lineRule="auto"/>
-              <w:jc w:val="center"/>
-              <w:rPr>
-                <w:rFonts w:ascii="Times New Roman" w:hAnsi="Times New Roman" w:cs="Times New Roman"/>
-                <w:lang w:val="en-US"/>
-              </w:rPr>
-            </w:pPr>
-            <w:r>
-              <w:rPr>
-                <w:rFonts w:ascii="Times New Roman" w:hAnsi="Times New Roman" w:cs="Times New Roman"/>
-                <w:lang w:val="en-US"/>
-              </w:rPr>
-              <w:t>0200</w:t>
-            </w:r>
-          </w:p>
-        </w:tc>
-        <w:tc>
-          <w:tcPr>
-            <w:tcW w:w="550" w:type="dxa"/>
+            <w:tcW w:w="779" w:type="dxa"/>
+            <w:tcBorders>
+              <w:top w:val="single" w:sz="4" w:space="0" w:color="auto"/>
+              <w:left w:val="single" w:sz="4" w:space="0" w:color="auto"/>
+              <w:bottom w:val="single" w:sz="4" w:space="0" w:color="auto"/>
+              <w:right w:val="single" w:sz="4" w:space="0" w:color="auto"/>
+            </w:tcBorders>
+            <w:hideMark/>
+          </w:tcPr>
+          <w:p>
+            <w:pPr>
+              <w:spacing w:line="240" w:lineRule="auto"/>
+              <w:jc w:val="center"/>
+              <w:rPr>
+                <w:rFonts w:ascii="Times New Roman" w:hAnsi="Times New Roman" w:cs="Times New Roman"/>
+                <w:lang w:val="en-US"/>
+              </w:rPr>
+            </w:pPr>
+            <w:r>
+              <w:rPr>
+                <w:rFonts w:ascii="Times New Roman" w:hAnsi="Times New Roman" w:cs="Times New Roman"/>
+                <w:lang w:val="en-US"/>
+              </w:rPr>
+              <w:t>CEAF</w:t>
+            </w:r>
+          </w:p>
+        </w:tc>
+        <w:tc>
+          <w:tcPr>
+            <w:tcW w:w="547" w:type="dxa"/>
             <w:tcBorders>
               <w:top w:val="single" w:sz="4" w:space="0" w:color="auto"/>
               <w:left w:val="single" w:sz="4" w:space="0" w:color="auto"/>
@@ -3794,7 +3922,7 @@
         </w:tc>
         <w:tc>
           <w:tcPr>
-            <w:tcW w:w="711" w:type="dxa"/>
+            <w:tcW w:w="730" w:type="dxa"/>
             <w:tcBorders>
               <w:top w:val="single" w:sz="4" w:space="0" w:color="auto"/>
               <w:left w:val="single" w:sz="4" w:space="0" w:color="auto"/>
@@ -3823,36 +3951,36 @@
         </w:tc>
         <w:tc>
           <w:tcPr>
-            <w:tcW w:w="710" w:type="dxa"/>
-            <w:tcBorders>
-              <w:top w:val="single" w:sz="4" w:space="0" w:color="auto"/>
-              <w:left w:val="single" w:sz="4" w:space="0" w:color="auto"/>
-              <w:bottom w:val="single" w:sz="4" w:space="0" w:color="auto"/>
-              <w:right w:val="single" w:sz="4" w:space="0" w:color="auto"/>
-            </w:tcBorders>
-            <w:hideMark/>
-          </w:tcPr>
-          <w:p>
-            <w:pPr>
-              <w:spacing w:line="240" w:lineRule="auto"/>
-              <w:jc w:val="center"/>
-              <w:rPr>
-                <w:rFonts w:ascii="Times New Roman" w:hAnsi="Times New Roman" w:cs="Times New Roman"/>
-                <w:lang w:val="en-US"/>
-              </w:rPr>
-            </w:pPr>
-            <w:r>
-              <w:rPr>
-                <w:rFonts w:ascii="Times New Roman" w:hAnsi="Times New Roman" w:cs="Times New Roman"/>
-                <w:lang w:val="en-US"/>
-              </w:rPr>
-              <w:t>0200</w:t>
-            </w:r>
-          </w:p>
-        </w:tc>
-        <w:tc>
-          <w:tcPr>
-            <w:tcW w:w="550" w:type="dxa"/>
+            <w:tcW w:w="779" w:type="dxa"/>
+            <w:tcBorders>
+              <w:top w:val="single" w:sz="4" w:space="0" w:color="auto"/>
+              <w:left w:val="single" w:sz="4" w:space="0" w:color="auto"/>
+              <w:bottom w:val="single" w:sz="4" w:space="0" w:color="auto"/>
+              <w:right w:val="single" w:sz="4" w:space="0" w:color="auto"/>
+            </w:tcBorders>
+            <w:hideMark/>
+          </w:tcPr>
+          <w:p>
+            <w:pPr>
+              <w:spacing w:line="240" w:lineRule="auto"/>
+              <w:jc w:val="center"/>
+              <w:rPr>
+                <w:rFonts w:ascii="Times New Roman" w:hAnsi="Times New Roman" w:cs="Times New Roman"/>
+                <w:lang w:val="en-US"/>
+              </w:rPr>
+            </w:pPr>
+            <w:r>
+              <w:rPr>
+                <w:rFonts w:ascii="Times New Roman" w:hAnsi="Times New Roman" w:cs="Times New Roman"/>
+                <w:lang w:val="en-US"/>
+              </w:rPr>
+              <w:t>CEAF</w:t>
+            </w:r>
+          </w:p>
+        </w:tc>
+        <w:tc>
+          <w:tcPr>
+            <w:tcW w:w="547" w:type="dxa"/>
             <w:tcBorders>
               <w:top w:val="single" w:sz="4" w:space="0" w:color="auto"/>
               <w:left w:val="single" w:sz="4" w:space="0" w:color="auto"/>
@@ -3881,30 +4009,37 @@
         </w:tc>
         <w:tc>
           <w:tcPr>
-            <w:tcW w:w="964" w:type="dxa"/>
-            <w:tcBorders>
-              <w:top w:val="single" w:sz="4" w:space="0" w:color="auto"/>
-              <w:left w:val="single" w:sz="4" w:space="0" w:color="auto"/>
-              <w:bottom w:val="single" w:sz="4" w:space="0" w:color="auto"/>
-              <w:right w:val="single" w:sz="4" w:space="0" w:color="auto"/>
-            </w:tcBorders>
-            <w:hideMark/>
-          </w:tcPr>
-          <w:p>
-            <w:pPr>
-              <w:spacing w:line="240" w:lineRule="auto"/>
-              <w:jc w:val="center"/>
-              <w:rPr>
-                <w:rFonts w:ascii="Times New Roman" w:hAnsi="Times New Roman" w:cs="Times New Roman"/>
-                <w:lang w:val="en-US"/>
-              </w:rPr>
-            </w:pPr>
-            <w:r>
-              <w:rPr>
-                <w:rFonts w:ascii="Times New Roman" w:hAnsi="Times New Roman" w:cs="Times New Roman"/>
-                <w:lang w:val="en-US"/>
-              </w:rPr>
-              <w:t>0000</w:t>
+            <w:tcW w:w="842" w:type="dxa"/>
+            <w:tcBorders>
+              <w:top w:val="single" w:sz="4" w:space="0" w:color="auto"/>
+              <w:left w:val="single" w:sz="4" w:space="0" w:color="auto"/>
+              <w:bottom w:val="single" w:sz="4" w:space="0" w:color="auto"/>
+              <w:right w:val="single" w:sz="4" w:space="0" w:color="auto"/>
+            </w:tcBorders>
+            <w:hideMark/>
+          </w:tcPr>
+          <w:p>
+            <w:pPr>
+              <w:spacing w:line="240" w:lineRule="auto"/>
+              <w:jc w:val="center"/>
+              <w:rPr>
+                <w:rFonts w:ascii="Times New Roman" w:hAnsi="Times New Roman" w:cs="Times New Roman"/>
+                <w:lang w:val="en-US"/>
+              </w:rPr>
+            </w:pPr>
+            <w:r>
+              <w:rPr>
+                <w:rFonts w:ascii="Times New Roman" w:hAnsi="Times New Roman" w:cs="Times New Roman"/>
+                <w:lang w:val="en-US"/>
+              </w:rPr>
+              <w:t>1</w:t>
+            </w:r>
+            <w:r>
+              <w:rPr>
+                <w:rFonts w:ascii="Times New Roman" w:hAnsi="Times New Roman" w:cs="Times New Roman"/>
+                <w:lang w:val="en-US"/>
+              </w:rPr>
+              <w:t>000</w:t>
             </w:r>
           </w:p>
         </w:tc>
@@ -3930,7 +4065,7 @@
         </w:tc>
         <w:tc>
           <w:tcPr>
-            <w:tcW w:w="862" w:type="dxa"/>
+            <w:tcW w:w="856" w:type="dxa"/>
             <w:tcBorders>
               <w:top w:val="single" w:sz="4" w:space="0" w:color="auto"/>
               <w:left w:val="single" w:sz="4" w:space="0" w:color="auto"/>
@@ -3952,7 +4087,7 @@
       <w:tr>
         <w:tc>
           <w:tcPr>
-            <w:tcW w:w="800" w:type="dxa"/>
+            <w:tcW w:w="794" w:type="dxa"/>
             <w:tcBorders>
               <w:top w:val="single" w:sz="4" w:space="0" w:color="auto"/>
               <w:left w:val="single" w:sz="4" w:space="0" w:color="auto"/>
@@ -3981,7 +4116,7 @@
         </w:tc>
         <w:tc>
           <w:tcPr>
-            <w:tcW w:w="749" w:type="dxa"/>
+            <w:tcW w:w="743" w:type="dxa"/>
             <w:tcBorders>
               <w:top w:val="single" w:sz="4" w:space="0" w:color="auto"/>
               <w:left w:val="single" w:sz="4" w:space="0" w:color="auto"/>
@@ -4010,7 +4145,7 @@
         </w:tc>
         <w:tc>
           <w:tcPr>
-            <w:tcW w:w="599" w:type="dxa"/>
+            <w:tcW w:w="596" w:type="dxa"/>
             <w:tcBorders>
               <w:top w:val="single" w:sz="4" w:space="0" w:color="auto"/>
               <w:left w:val="single" w:sz="4" w:space="0" w:color="auto"/>
@@ -4039,7 +4174,7 @@
         </w:tc>
         <w:tc>
           <w:tcPr>
-            <w:tcW w:w="748" w:type="dxa"/>
+            <w:tcW w:w="743" w:type="dxa"/>
             <w:tcBorders>
               <w:top w:val="single" w:sz="4" w:space="0" w:color="auto"/>
               <w:left w:val="single" w:sz="4" w:space="0" w:color="auto"/>
@@ -4068,7 +4203,7 @@
         </w:tc>
         <w:tc>
           <w:tcPr>
-            <w:tcW w:w="599" w:type="dxa"/>
+            <w:tcW w:w="596" w:type="dxa"/>
             <w:tcBorders>
               <w:top w:val="single" w:sz="4" w:space="0" w:color="auto"/>
               <w:left w:val="single" w:sz="4" w:space="0" w:color="auto"/>
@@ -4097,36 +4232,36 @@
         </w:tc>
         <w:tc>
           <w:tcPr>
-            <w:tcW w:w="710" w:type="dxa"/>
-            <w:tcBorders>
-              <w:top w:val="single" w:sz="4" w:space="0" w:color="auto"/>
-              <w:left w:val="single" w:sz="4" w:space="0" w:color="auto"/>
-              <w:bottom w:val="single" w:sz="4" w:space="0" w:color="auto"/>
-              <w:right w:val="single" w:sz="4" w:space="0" w:color="auto"/>
-            </w:tcBorders>
-            <w:hideMark/>
-          </w:tcPr>
-          <w:p>
-            <w:pPr>
-              <w:spacing w:line="240" w:lineRule="auto"/>
-              <w:jc w:val="center"/>
-              <w:rPr>
-                <w:rFonts w:ascii="Times New Roman" w:hAnsi="Times New Roman" w:cs="Times New Roman"/>
-                <w:lang w:val="en-US"/>
-              </w:rPr>
-            </w:pPr>
-            <w:r>
-              <w:rPr>
-                <w:rFonts w:ascii="Times New Roman" w:hAnsi="Times New Roman" w:cs="Times New Roman"/>
-                <w:lang w:val="en-US"/>
-              </w:rPr>
-              <w:t>308D</w:t>
-            </w:r>
-          </w:p>
-        </w:tc>
-        <w:tc>
-          <w:tcPr>
-            <w:tcW w:w="550" w:type="dxa"/>
+            <w:tcW w:w="779" w:type="dxa"/>
+            <w:tcBorders>
+              <w:top w:val="single" w:sz="4" w:space="0" w:color="auto"/>
+              <w:left w:val="single" w:sz="4" w:space="0" w:color="auto"/>
+              <w:bottom w:val="single" w:sz="4" w:space="0" w:color="auto"/>
+              <w:right w:val="single" w:sz="4" w:space="0" w:color="auto"/>
+            </w:tcBorders>
+            <w:hideMark/>
+          </w:tcPr>
+          <w:p>
+            <w:pPr>
+              <w:spacing w:line="240" w:lineRule="auto"/>
+              <w:jc w:val="center"/>
+              <w:rPr>
+                <w:rFonts w:ascii="Times New Roman" w:hAnsi="Times New Roman" w:cs="Times New Roman"/>
+                <w:lang w:val="en-US"/>
+              </w:rPr>
+            </w:pPr>
+            <w:r>
+              <w:rPr>
+                <w:rFonts w:ascii="Times New Roman" w:hAnsi="Times New Roman" w:cs="Times New Roman"/>
+                <w:lang w:val="en-US"/>
+              </w:rPr>
+              <w:t>6677</w:t>
+            </w:r>
+          </w:p>
+        </w:tc>
+        <w:tc>
+          <w:tcPr>
+            <w:tcW w:w="547" w:type="dxa"/>
             <w:tcBorders>
               <w:top w:val="single" w:sz="4" w:space="0" w:color="auto"/>
               <w:left w:val="single" w:sz="4" w:space="0" w:color="auto"/>
@@ -4155,7 +4290,7 @@
         </w:tc>
         <w:tc>
           <w:tcPr>
-            <w:tcW w:w="711" w:type="dxa"/>
+            <w:tcW w:w="730" w:type="dxa"/>
             <w:tcBorders>
               <w:top w:val="single" w:sz="4" w:space="0" w:color="auto"/>
               <w:left w:val="single" w:sz="4" w:space="0" w:color="auto"/>
@@ -4184,36 +4319,36 @@
         </w:tc>
         <w:tc>
           <w:tcPr>
-            <w:tcW w:w="710" w:type="dxa"/>
-            <w:tcBorders>
-              <w:top w:val="single" w:sz="4" w:space="0" w:color="auto"/>
-              <w:left w:val="single" w:sz="4" w:space="0" w:color="auto"/>
-              <w:bottom w:val="single" w:sz="4" w:space="0" w:color="auto"/>
-              <w:right w:val="single" w:sz="4" w:space="0" w:color="auto"/>
-            </w:tcBorders>
-            <w:hideMark/>
-          </w:tcPr>
-          <w:p>
-            <w:pPr>
-              <w:spacing w:line="240" w:lineRule="auto"/>
-              <w:jc w:val="center"/>
-              <w:rPr>
-                <w:rFonts w:ascii="Times New Roman" w:hAnsi="Times New Roman" w:cs="Times New Roman"/>
-                <w:lang w:val="en-US"/>
-              </w:rPr>
-            </w:pPr>
-            <w:r>
-              <w:rPr>
-                <w:rFonts w:ascii="Times New Roman" w:hAnsi="Times New Roman" w:cs="Times New Roman"/>
-                <w:lang w:val="en-US"/>
-              </w:rPr>
-              <w:t>D173</w:t>
-            </w:r>
-          </w:p>
-        </w:tc>
-        <w:tc>
-          <w:tcPr>
-            <w:tcW w:w="550" w:type="dxa"/>
+            <w:tcW w:w="779" w:type="dxa"/>
+            <w:tcBorders>
+              <w:top w:val="single" w:sz="4" w:space="0" w:color="auto"/>
+              <w:left w:val="single" w:sz="4" w:space="0" w:color="auto"/>
+              <w:bottom w:val="single" w:sz="4" w:space="0" w:color="auto"/>
+              <w:right w:val="single" w:sz="4" w:space="0" w:color="auto"/>
+            </w:tcBorders>
+            <w:hideMark/>
+          </w:tcPr>
+          <w:p>
+            <w:pPr>
+              <w:spacing w:line="240" w:lineRule="auto"/>
+              <w:jc w:val="center"/>
+              <w:rPr>
+                <w:rFonts w:ascii="Times New Roman" w:hAnsi="Times New Roman" w:cs="Times New Roman"/>
+                <w:lang w:val="en-US"/>
+              </w:rPr>
+            </w:pPr>
+            <w:r>
+              <w:rPr>
+                <w:rFonts w:ascii="Times New Roman" w:hAnsi="Times New Roman" w:cs="Times New Roman"/>
+                <w:lang w:val="en-US"/>
+              </w:rPr>
+              <w:t>6838</w:t>
+            </w:r>
+          </w:p>
+        </w:tc>
+        <w:tc>
+          <w:tcPr>
+            <w:tcW w:w="547" w:type="dxa"/>
             <w:tcBorders>
               <w:top w:val="single" w:sz="4" w:space="0" w:color="auto"/>
               <w:left w:val="single" w:sz="4" w:space="0" w:color="auto"/>
@@ -4241,30 +4376,37 @@
         </w:tc>
         <w:tc>
           <w:tcPr>
-            <w:tcW w:w="964" w:type="dxa"/>
-            <w:tcBorders>
-              <w:top w:val="single" w:sz="4" w:space="0" w:color="auto"/>
-              <w:left w:val="single" w:sz="4" w:space="0" w:color="auto"/>
-              <w:bottom w:val="single" w:sz="4" w:space="0" w:color="auto"/>
-              <w:right w:val="single" w:sz="4" w:space="0" w:color="auto"/>
-            </w:tcBorders>
-            <w:hideMark/>
-          </w:tcPr>
-          <w:p>
-            <w:pPr>
-              <w:spacing w:line="240" w:lineRule="auto"/>
-              <w:jc w:val="center"/>
-              <w:rPr>
-                <w:rFonts w:ascii="Times New Roman" w:hAnsi="Times New Roman" w:cs="Times New Roman"/>
-                <w:lang w:val="en-US"/>
-              </w:rPr>
-            </w:pPr>
-            <w:r>
-              <w:rPr>
-                <w:rFonts w:ascii="Times New Roman" w:hAnsi="Times New Roman" w:cs="Times New Roman"/>
-                <w:lang w:val="en-US"/>
-              </w:rPr>
-              <w:t>1000</w:t>
+            <w:tcW w:w="842" w:type="dxa"/>
+            <w:tcBorders>
+              <w:top w:val="single" w:sz="4" w:space="0" w:color="auto"/>
+              <w:left w:val="single" w:sz="4" w:space="0" w:color="auto"/>
+              <w:bottom w:val="single" w:sz="4" w:space="0" w:color="auto"/>
+              <w:right w:val="single" w:sz="4" w:space="0" w:color="auto"/>
+            </w:tcBorders>
+            <w:hideMark/>
+          </w:tcPr>
+          <w:p>
+            <w:pPr>
+              <w:spacing w:line="240" w:lineRule="auto"/>
+              <w:jc w:val="center"/>
+              <w:rPr>
+                <w:rFonts w:ascii="Times New Roman" w:hAnsi="Times New Roman" w:cs="Times New Roman"/>
+                <w:lang w:val="en-US"/>
+              </w:rPr>
+            </w:pPr>
+            <w:r>
+              <w:rPr>
+                <w:rFonts w:ascii="Times New Roman" w:hAnsi="Times New Roman" w:cs="Times New Roman"/>
+                <w:lang w:val="en-US"/>
+              </w:rPr>
+              <w:t>10</w:t>
+            </w:r>
+            <w:r>
+              <w:rPr>
+                <w:rFonts w:ascii="Times New Roman" w:hAnsi="Times New Roman" w:cs="Times New Roman"/>
+                <w:lang w:val="en-US"/>
+              </w:rPr>
+              <w:t>11</w:t>
             </w:r>
           </w:p>
         </w:tc>
@@ -4290,7 +4432,7 @@
         </w:tc>
         <w:tc>
           <w:tcPr>
-            <w:tcW w:w="862" w:type="dxa"/>
+            <w:tcW w:w="856" w:type="dxa"/>
             <w:tcBorders>
               <w:top w:val="single" w:sz="4" w:space="0" w:color="auto"/>
               <w:left w:val="single" w:sz="4" w:space="0" w:color="auto"/>
@@ -4312,7 +4454,7 @@
       <w:tr>
         <w:tc>
           <w:tcPr>
-            <w:tcW w:w="800" w:type="dxa"/>
+            <w:tcW w:w="794" w:type="dxa"/>
             <w:tcBorders>
               <w:top w:val="single" w:sz="4" w:space="0" w:color="auto"/>
               <w:left w:val="single" w:sz="4" w:space="0" w:color="auto"/>
@@ -4341,7 +4483,7 @@
         </w:tc>
         <w:tc>
           <w:tcPr>
-            <w:tcW w:w="749" w:type="dxa"/>
+            <w:tcW w:w="743" w:type="dxa"/>
             <w:tcBorders>
               <w:top w:val="single" w:sz="4" w:space="0" w:color="auto"/>
               <w:left w:val="single" w:sz="4" w:space="0" w:color="auto"/>
@@ -4370,7 +4512,7 @@
         </w:tc>
         <w:tc>
           <w:tcPr>
-            <w:tcW w:w="599" w:type="dxa"/>
+            <w:tcW w:w="596" w:type="dxa"/>
             <w:tcBorders>
               <w:top w:val="single" w:sz="4" w:space="0" w:color="auto"/>
               <w:left w:val="single" w:sz="4" w:space="0" w:color="auto"/>
@@ -4399,7 +4541,7 @@
         </w:tc>
         <w:tc>
           <w:tcPr>
-            <w:tcW w:w="748" w:type="dxa"/>
+            <w:tcW w:w="743" w:type="dxa"/>
             <w:tcBorders>
               <w:top w:val="single" w:sz="4" w:space="0" w:color="auto"/>
               <w:left w:val="single" w:sz="4" w:space="0" w:color="auto"/>
@@ -4428,7 +4570,7 @@
         </w:tc>
         <w:tc>
           <w:tcPr>
-            <w:tcW w:w="599" w:type="dxa"/>
+            <w:tcW w:w="596" w:type="dxa"/>
             <w:tcBorders>
               <w:top w:val="single" w:sz="4" w:space="0" w:color="auto"/>
               <w:left w:val="single" w:sz="4" w:space="0" w:color="auto"/>
@@ -4457,36 +4599,36 @@
         </w:tc>
         <w:tc>
           <w:tcPr>
-            <w:tcW w:w="710" w:type="dxa"/>
-            <w:tcBorders>
-              <w:top w:val="single" w:sz="4" w:space="0" w:color="auto"/>
-              <w:left w:val="single" w:sz="4" w:space="0" w:color="auto"/>
-              <w:bottom w:val="single" w:sz="4" w:space="0" w:color="auto"/>
-              <w:right w:val="single" w:sz="4" w:space="0" w:color="auto"/>
-            </w:tcBorders>
-            <w:hideMark/>
-          </w:tcPr>
-          <w:p>
-            <w:pPr>
-              <w:spacing w:line="240" w:lineRule="auto"/>
-              <w:jc w:val="center"/>
-              <w:rPr>
-                <w:rFonts w:ascii="Times New Roman" w:hAnsi="Times New Roman" w:cs="Times New Roman"/>
-                <w:lang w:val="en-US"/>
-              </w:rPr>
-            </w:pPr>
-            <w:r>
-              <w:rPr>
-                <w:rFonts w:ascii="Times New Roman" w:hAnsi="Times New Roman" w:cs="Times New Roman"/>
-                <w:lang w:val="en-US"/>
-              </w:rPr>
-              <w:t>D173</w:t>
-            </w:r>
-          </w:p>
-        </w:tc>
-        <w:tc>
-          <w:tcPr>
-            <w:tcW w:w="550" w:type="dxa"/>
+            <w:tcW w:w="779" w:type="dxa"/>
+            <w:tcBorders>
+              <w:top w:val="single" w:sz="4" w:space="0" w:color="auto"/>
+              <w:left w:val="single" w:sz="4" w:space="0" w:color="auto"/>
+              <w:bottom w:val="single" w:sz="4" w:space="0" w:color="auto"/>
+              <w:right w:val="single" w:sz="4" w:space="0" w:color="auto"/>
+            </w:tcBorders>
+            <w:hideMark/>
+          </w:tcPr>
+          <w:p>
+            <w:pPr>
+              <w:spacing w:line="240" w:lineRule="auto"/>
+              <w:jc w:val="center"/>
+              <w:rPr>
+                <w:rFonts w:ascii="Times New Roman" w:hAnsi="Times New Roman" w:cs="Times New Roman"/>
+                <w:lang w:val="en-US"/>
+              </w:rPr>
+            </w:pPr>
+            <w:r>
+              <w:rPr>
+                <w:rFonts w:ascii="Times New Roman" w:hAnsi="Times New Roman" w:cs="Times New Roman"/>
+                <w:lang w:val="en-US"/>
+              </w:rPr>
+              <w:t>6838</w:t>
+            </w:r>
+          </w:p>
+        </w:tc>
+        <w:tc>
+          <w:tcPr>
+            <w:tcW w:w="547" w:type="dxa"/>
             <w:tcBorders>
               <w:top w:val="single" w:sz="4" w:space="0" w:color="auto"/>
               <w:left w:val="single" w:sz="4" w:space="0" w:color="auto"/>
@@ -4515,7 +4657,7 @@
         </w:tc>
         <w:tc>
           <w:tcPr>
-            <w:tcW w:w="711" w:type="dxa"/>
+            <w:tcW w:w="730" w:type="dxa"/>
             <w:tcBorders>
               <w:top w:val="single" w:sz="4" w:space="0" w:color="auto"/>
               <w:left w:val="single" w:sz="4" w:space="0" w:color="auto"/>
@@ -4544,36 +4686,36 @@
         </w:tc>
         <w:tc>
           <w:tcPr>
-            <w:tcW w:w="710" w:type="dxa"/>
-            <w:tcBorders>
-              <w:top w:val="single" w:sz="4" w:space="0" w:color="auto"/>
-              <w:left w:val="single" w:sz="4" w:space="0" w:color="auto"/>
-              <w:bottom w:val="single" w:sz="4" w:space="0" w:color="auto"/>
-              <w:right w:val="single" w:sz="4" w:space="0" w:color="auto"/>
-            </w:tcBorders>
-            <w:hideMark/>
-          </w:tcPr>
-          <w:p>
-            <w:pPr>
-              <w:spacing w:line="240" w:lineRule="auto"/>
-              <w:jc w:val="center"/>
-              <w:rPr>
-                <w:rFonts w:ascii="Times New Roman" w:hAnsi="Times New Roman" w:cs="Times New Roman"/>
-                <w:lang w:val="en-US"/>
-              </w:rPr>
-            </w:pPr>
-            <w:r>
-              <w:rPr>
-                <w:rFonts w:ascii="Times New Roman" w:hAnsi="Times New Roman" w:cs="Times New Roman"/>
-                <w:lang w:val="en-US"/>
-              </w:rPr>
-              <w:t>D173</w:t>
-            </w:r>
-          </w:p>
-        </w:tc>
-        <w:tc>
-          <w:tcPr>
-            <w:tcW w:w="550" w:type="dxa"/>
+            <w:tcW w:w="779" w:type="dxa"/>
+            <w:tcBorders>
+              <w:top w:val="single" w:sz="4" w:space="0" w:color="auto"/>
+              <w:left w:val="single" w:sz="4" w:space="0" w:color="auto"/>
+              <w:bottom w:val="single" w:sz="4" w:space="0" w:color="auto"/>
+              <w:right w:val="single" w:sz="4" w:space="0" w:color="auto"/>
+            </w:tcBorders>
+            <w:hideMark/>
+          </w:tcPr>
+          <w:p>
+            <w:pPr>
+              <w:spacing w:line="240" w:lineRule="auto"/>
+              <w:jc w:val="center"/>
+              <w:rPr>
+                <w:rFonts w:ascii="Times New Roman" w:hAnsi="Times New Roman" w:cs="Times New Roman"/>
+                <w:lang w:val="en-US"/>
+              </w:rPr>
+            </w:pPr>
+            <w:r>
+              <w:rPr>
+                <w:rFonts w:ascii="Times New Roman" w:hAnsi="Times New Roman" w:cs="Times New Roman"/>
+                <w:lang w:val="en-US"/>
+              </w:rPr>
+              <w:t>6838</w:t>
+            </w:r>
+          </w:p>
+        </w:tc>
+        <w:tc>
+          <w:tcPr>
+            <w:tcW w:w="547" w:type="dxa"/>
             <w:tcBorders>
               <w:top w:val="single" w:sz="4" w:space="0" w:color="auto"/>
               <w:left w:val="single" w:sz="4" w:space="0" w:color="auto"/>
@@ -4601,30 +4743,37 @@
         </w:tc>
         <w:tc>
           <w:tcPr>
-            <w:tcW w:w="964" w:type="dxa"/>
-            <w:tcBorders>
-              <w:top w:val="single" w:sz="4" w:space="0" w:color="auto"/>
-              <w:left w:val="single" w:sz="4" w:space="0" w:color="auto"/>
-              <w:bottom w:val="single" w:sz="4" w:space="0" w:color="auto"/>
-              <w:right w:val="single" w:sz="4" w:space="0" w:color="auto"/>
-            </w:tcBorders>
-            <w:hideMark/>
-          </w:tcPr>
-          <w:p>
-            <w:pPr>
-              <w:spacing w:line="240" w:lineRule="auto"/>
-              <w:jc w:val="center"/>
-              <w:rPr>
-                <w:rFonts w:ascii="Times New Roman" w:hAnsi="Times New Roman" w:cs="Times New Roman"/>
-                <w:lang w:val="en-US"/>
-              </w:rPr>
-            </w:pPr>
-            <w:r>
-              <w:rPr>
-                <w:rFonts w:ascii="Times New Roman" w:hAnsi="Times New Roman" w:cs="Times New Roman"/>
-                <w:lang w:val="en-US"/>
-              </w:rPr>
-              <w:t>1000</w:t>
+            <w:tcW w:w="842" w:type="dxa"/>
+            <w:tcBorders>
+              <w:top w:val="single" w:sz="4" w:space="0" w:color="auto"/>
+              <w:left w:val="single" w:sz="4" w:space="0" w:color="auto"/>
+              <w:bottom w:val="single" w:sz="4" w:space="0" w:color="auto"/>
+              <w:right w:val="single" w:sz="4" w:space="0" w:color="auto"/>
+            </w:tcBorders>
+            <w:hideMark/>
+          </w:tcPr>
+          <w:p>
+            <w:pPr>
+              <w:spacing w:line="240" w:lineRule="auto"/>
+              <w:jc w:val="center"/>
+              <w:rPr>
+                <w:rFonts w:ascii="Times New Roman" w:hAnsi="Times New Roman" w:cs="Times New Roman"/>
+                <w:lang w:val="en-US"/>
+              </w:rPr>
+            </w:pPr>
+            <w:r>
+              <w:rPr>
+                <w:rFonts w:ascii="Times New Roman" w:hAnsi="Times New Roman" w:cs="Times New Roman"/>
+                <w:lang w:val="en-US"/>
+              </w:rPr>
+              <w:t>10</w:t>
+            </w:r>
+            <w:r>
+              <w:rPr>
+                <w:rFonts w:ascii="Times New Roman" w:hAnsi="Times New Roman" w:cs="Times New Roman"/>
+                <w:lang w:val="en-US"/>
+              </w:rPr>
+              <w:t>11</w:t>
             </w:r>
           </w:p>
         </w:tc>
@@ -4659,30 +4808,30 @@
         </w:tc>
         <w:tc>
           <w:tcPr>
-            <w:tcW w:w="862" w:type="dxa"/>
-            <w:tcBorders>
-              <w:top w:val="single" w:sz="4" w:space="0" w:color="auto"/>
-              <w:left w:val="single" w:sz="4" w:space="0" w:color="auto"/>
-              <w:bottom w:val="single" w:sz="4" w:space="0" w:color="auto"/>
-              <w:right w:val="single" w:sz="4" w:space="0" w:color="auto"/>
-            </w:tcBorders>
-            <w:hideMark/>
-          </w:tcPr>
-          <w:p>
-            <w:pPr>
-              <w:spacing w:line="240" w:lineRule="auto"/>
-              <w:jc w:val="center"/>
-              <w:rPr>
-                <w:rFonts w:ascii="Times New Roman" w:hAnsi="Times New Roman" w:cs="Times New Roman"/>
-                <w:lang w:val="en-US"/>
-              </w:rPr>
-            </w:pPr>
-            <w:r>
-              <w:rPr>
-                <w:rFonts w:ascii="Times New Roman" w:hAnsi="Times New Roman" w:cs="Times New Roman"/>
-                <w:lang w:val="en-US"/>
-              </w:rPr>
-              <w:t>D173</w:t>
+            <w:tcW w:w="856" w:type="dxa"/>
+            <w:tcBorders>
+              <w:top w:val="single" w:sz="4" w:space="0" w:color="auto"/>
+              <w:left w:val="single" w:sz="4" w:space="0" w:color="auto"/>
+              <w:bottom w:val="single" w:sz="4" w:space="0" w:color="auto"/>
+              <w:right w:val="single" w:sz="4" w:space="0" w:color="auto"/>
+            </w:tcBorders>
+            <w:hideMark/>
+          </w:tcPr>
+          <w:p>
+            <w:pPr>
+              <w:spacing w:line="240" w:lineRule="auto"/>
+              <w:jc w:val="center"/>
+              <w:rPr>
+                <w:rFonts w:ascii="Times New Roman" w:hAnsi="Times New Roman" w:cs="Times New Roman"/>
+                <w:lang w:val="en-US"/>
+              </w:rPr>
+            </w:pPr>
+            <w:r>
+              <w:rPr>
+                <w:rFonts w:ascii="Times New Roman" w:hAnsi="Times New Roman" w:cs="Times New Roman"/>
+                <w:lang w:val="en-US"/>
+              </w:rPr>
+              <w:t>6838</w:t>
             </w:r>
           </w:p>
         </w:tc>
@@ -4690,7 +4839,7 @@
       <w:tr>
         <w:tc>
           <w:tcPr>
-            <w:tcW w:w="800" w:type="dxa"/>
+            <w:tcW w:w="794" w:type="dxa"/>
             <w:tcBorders>
               <w:top w:val="single" w:sz="4" w:space="0" w:color="auto"/>
               <w:left w:val="single" w:sz="4" w:space="0" w:color="auto"/>
@@ -4719,7 +4868,7 @@
         </w:tc>
         <w:tc>
           <w:tcPr>
-            <w:tcW w:w="749" w:type="dxa"/>
+            <w:tcW w:w="743" w:type="dxa"/>
             <w:tcBorders>
               <w:top w:val="single" w:sz="4" w:space="0" w:color="auto"/>
               <w:left w:val="single" w:sz="4" w:space="0" w:color="auto"/>
@@ -4748,7 +4897,7 @@
         </w:tc>
         <w:tc>
           <w:tcPr>
-            <w:tcW w:w="599" w:type="dxa"/>
+            <w:tcW w:w="596" w:type="dxa"/>
             <w:tcBorders>
               <w:top w:val="single" w:sz="4" w:space="0" w:color="auto"/>
               <w:left w:val="single" w:sz="4" w:space="0" w:color="auto"/>
@@ -4777,7 +4926,7 @@
         </w:tc>
         <w:tc>
           <w:tcPr>
-            <w:tcW w:w="748" w:type="dxa"/>
+            <w:tcW w:w="743" w:type="dxa"/>
             <w:tcBorders>
               <w:top w:val="single" w:sz="4" w:space="0" w:color="auto"/>
               <w:left w:val="single" w:sz="4" w:space="0" w:color="auto"/>
@@ -4806,7 +4955,7 @@
         </w:tc>
         <w:tc>
           <w:tcPr>
-            <w:tcW w:w="599" w:type="dxa"/>
+            <w:tcW w:w="596" w:type="dxa"/>
             <w:tcBorders>
               <w:top w:val="single" w:sz="4" w:space="0" w:color="auto"/>
               <w:left w:val="single" w:sz="4" w:space="0" w:color="auto"/>
@@ -4835,7 +4984,7 @@
         </w:tc>
         <w:tc>
           <w:tcPr>
-            <w:tcW w:w="710" w:type="dxa"/>
+            <w:tcW w:w="779" w:type="dxa"/>
             <w:tcBorders>
               <w:top w:val="single" w:sz="4" w:space="0" w:color="auto"/>
               <w:left w:val="single" w:sz="4" w:space="0" w:color="auto"/>
@@ -4864,7 +5013,7 @@
         </w:tc>
         <w:tc>
           <w:tcPr>
-            <w:tcW w:w="550" w:type="dxa"/>
+            <w:tcW w:w="547" w:type="dxa"/>
             <w:tcBorders>
               <w:top w:val="single" w:sz="4" w:space="0" w:color="auto"/>
               <w:left w:val="single" w:sz="4" w:space="0" w:color="auto"/>
@@ -4893,7 +5042,7 @@
         </w:tc>
         <w:tc>
           <w:tcPr>
-            <w:tcW w:w="711" w:type="dxa"/>
+            <w:tcW w:w="730" w:type="dxa"/>
             <w:tcBorders>
               <w:top w:val="single" w:sz="4" w:space="0" w:color="auto"/>
               <w:left w:val="single" w:sz="4" w:space="0" w:color="auto"/>
@@ -4922,36 +5071,36 @@
         </w:tc>
         <w:tc>
           <w:tcPr>
-            <w:tcW w:w="710" w:type="dxa"/>
-            <w:tcBorders>
-              <w:top w:val="single" w:sz="4" w:space="0" w:color="auto"/>
-              <w:left w:val="single" w:sz="4" w:space="0" w:color="auto"/>
-              <w:bottom w:val="single" w:sz="4" w:space="0" w:color="auto"/>
-              <w:right w:val="single" w:sz="4" w:space="0" w:color="auto"/>
-            </w:tcBorders>
-            <w:hideMark/>
-          </w:tcPr>
-          <w:p>
-            <w:pPr>
-              <w:spacing w:line="240" w:lineRule="auto"/>
-              <w:jc w:val="center"/>
-              <w:rPr>
-                <w:rFonts w:ascii="Times New Roman" w:hAnsi="Times New Roman" w:cs="Times New Roman"/>
-                <w:lang w:val="en-US"/>
-              </w:rPr>
-            </w:pPr>
-            <w:r>
-              <w:rPr>
-                <w:rFonts w:ascii="Times New Roman" w:hAnsi="Times New Roman" w:cs="Times New Roman"/>
-                <w:lang w:val="en-US"/>
-              </w:rPr>
-              <w:t>D173</w:t>
-            </w:r>
-          </w:p>
-        </w:tc>
-        <w:tc>
-          <w:tcPr>
-            <w:tcW w:w="550" w:type="dxa"/>
+            <w:tcW w:w="779" w:type="dxa"/>
+            <w:tcBorders>
+              <w:top w:val="single" w:sz="4" w:space="0" w:color="auto"/>
+              <w:left w:val="single" w:sz="4" w:space="0" w:color="auto"/>
+              <w:bottom w:val="single" w:sz="4" w:space="0" w:color="auto"/>
+              <w:right w:val="single" w:sz="4" w:space="0" w:color="auto"/>
+            </w:tcBorders>
+            <w:hideMark/>
+          </w:tcPr>
+          <w:p>
+            <w:pPr>
+              <w:spacing w:line="240" w:lineRule="auto"/>
+              <w:jc w:val="center"/>
+              <w:rPr>
+                <w:rFonts w:ascii="Times New Roman" w:hAnsi="Times New Roman" w:cs="Times New Roman"/>
+                <w:lang w:val="en-US"/>
+              </w:rPr>
+            </w:pPr>
+            <w:r>
+              <w:rPr>
+                <w:rFonts w:ascii="Times New Roman" w:hAnsi="Times New Roman" w:cs="Times New Roman"/>
+                <w:lang w:val="en-US"/>
+              </w:rPr>
+              <w:t>6838</w:t>
+            </w:r>
+          </w:p>
+        </w:tc>
+        <w:tc>
+          <w:tcPr>
+            <w:tcW w:w="547" w:type="dxa"/>
             <w:tcBorders>
               <w:top w:val="single" w:sz="4" w:space="0" w:color="auto"/>
               <w:left w:val="single" w:sz="4" w:space="0" w:color="auto"/>
@@ -4979,7 +5128,7 @@
         </w:tc>
         <w:tc>
           <w:tcPr>
-            <w:tcW w:w="964" w:type="dxa"/>
+            <w:tcW w:w="842" w:type="dxa"/>
             <w:tcBorders>
               <w:top w:val="single" w:sz="4" w:space="0" w:color="auto"/>
               <w:left w:val="single" w:sz="4" w:space="0" w:color="auto"/>
@@ -5028,7 +5177,7 @@
         </w:tc>
         <w:tc>
           <w:tcPr>
-            <w:tcW w:w="862" w:type="dxa"/>
+            <w:tcW w:w="856" w:type="dxa"/>
             <w:tcBorders>
               <w:top w:val="single" w:sz="4" w:space="0" w:color="auto"/>
               <w:left w:val="single" w:sz="4" w:space="0" w:color="auto"/>
@@ -5048,7 +5197,13 @@
         </w:tc>
       </w:tr>
     </w:tbl>
-    <w:p/>
+    <w:p>
+      <w:pPr>
+        <w:rPr>
+          <w:lang w:val="en-US"/>
+        </w:rPr>
+      </w:pPr>
+    </w:p>
     <w:sectPr>
       <w:pgSz w:w="11906" w:h="16838"/>
       <w:pgMar w:top="1134" w:right="850" w:bottom="1134" w:left="1701" w:header="708" w:footer="708" w:gutter="0"/>
